--- a/arb/docx/013.content.docx
+++ b/arb/docx/013.content.docx
@@ -22,7 +22,7 @@
         <w:rPr>
           <w:lang w:val="ar_AE" w:bidi="ar_AE"/>
         </w:rPr>
-        <w:t>Resource: Study Notes - Profiles (Tyndale)</w:t>
+        <w:t>Resource: Tyndale Open Study Notes</w:t>
       </w:r>
       <w:r>
         <w:rPr>
@@ -122,7 +122,7 @@
         <w:rPr>
           <w:lang w:val="ar_AE" w:bidi="ar_AE"/>
         </w:rPr>
-        <w:t>Study Notes - Profiles (Tyndale)</w:t>
+        <w:t>Tyndale Open Study Notes</w:t>
       </w:r>
     </w:p>
     <w:p>
@@ -163,28 +163,6 @@
           <w:lang w:val="ar_AE" w:bidi="ar_AE"/>
         </w:rPr>
         <w:t>ج</w:t>
-      </w:r>
-      <w:r>
-        <w:rPr>
-          <w:lang w:val="ar_AE" w:bidi="ar_AE"/>
-        </w:rPr>
-      </w:r>
-    </w:p>
-    <w:p>
-      <w:pPr>
-        <w:bidi/>
-      </w:pPr>
-      <w:r>
-        <w:rPr>
-          <w:lang w:val="ar_AE" w:bidi="ar_AE"/>
-        </w:rPr>
-      </w:r>
-      <w:r>
-        <w:rPr>
-          <w:i/>
-          <w:lang w:val="ar_AE" w:bidi="ar_AE"/>
-        </w:rPr>
-        <w:t>جِدْعُون</w:t>
       </w:r>
       <w:r>
         <w:rPr>
